--- a/Windows使用手册.docx
+++ b/Windows使用手册.docx
@@ -42,7 +42,7 @@
           <w:sz w:val="18"/>
           <w:color w:val="808080"/>
         </w:rPr>
-        <w:t xml:space="preserve">适用系统：Windows 11 / Windows 10          版本 1.7</w:t>
+        <w:t xml:space="preserve">适用系统：Windows 11 / Windows 10          版本 1.8</w:t>
       </w:r>
     </w:p>
     <w:p>
@@ -150,7 +150,7 @@
       </w:pPr>
       <w:r>
         <w:rPr/>
-        <w:t xml:space="preserve">• 第一步：双击 SICAU-win-1.7.exe 打开程序（文件名里的 1.7 就是版本号，以后看到数字更大的就是新版）</w:t>
+        <w:t xml:space="preserve">• 第一步：双击 SICAU-win-1.8.exe 打开程序（文件名里的 1.7 就是版本号，以后看到数字更大的就是新版）</w:t>
       </w:r>
     </w:p>
     <w:p>
@@ -232,7 +232,7 @@
       </w:pPr>
       <w:r>
         <w:rPr/>
-        <w:t xml:space="preserve">• 你的电脑上程序就在项目文件夹里，文件名是 SICAU-win-1.7.exe</w:t>
+        <w:t xml:space="preserve">• 你的电脑上程序就在项目文件夹里，文件名是 SICAU-win-1.8.exe</w:t>
       </w:r>
     </w:p>
     <w:p>
@@ -3243,7 +3243,7 @@
               <w:rPr>
                 <w:sz w:val="20"/>
               </w:rPr>
-              <w:t xml:space="preserve">C:\Users\yeguang\DSH\SICAU-AutoLogin\SICAU-win-1.7.exe</w:t>
+              <w:t xml:space="preserve">C:\Users\yeguang\DSH\SICAU-AutoLogin\SICAU-win-1.8.exe</w:t>
             </w:r>
           </w:p>
         </w:tc>
@@ -3582,6 +3582,48 @@
       <w:r>
         <w:rPr/>
         <w:t xml:space="preserve">• 如果一直是红色且上不了网，点「检测状态」看详细原因</w:t>
+      </w:r>
+    </w:p>
+    <w:p>
+      <w:pPr>
+        <w:pStyle w:val="Heading3"/>
+      </w:pPr>
+      <w:r>
+        <w:rPr/>
+        <w:t xml:space="preserve">在系统「设置」里改过热点之后，程序提示读不到热点？</w:t>
+      </w:r>
+    </w:p>
+    <w:p>
+      <w:pPr>
+        <w:pStyle w:val="Normal"/>
+        <w:spacing w:after="60"/>
+        <w:ind w:left="420" w:hanging="220"/>
+      </w:pPr>
+      <w:r>
+        <w:rPr/>
+        <w:t xml:space="preserve">• 系统改完热点要一两秒才切换完，这一瞬间程序去读会失败。**等一两秒再点「热点状态」**，一般就好了（新版已经会自动重试 5 次）</w:t>
+      </w:r>
+    </w:p>
+    <w:p>
+      <w:pPr>
+        <w:pStyle w:val="Normal"/>
+        <w:spacing w:after="60"/>
+        <w:ind w:left="420" w:hanging="220"/>
+      </w:pPr>
+      <w:r>
+        <w:rPr/>
+        <w:t xml:space="preserve">• 日志里会说清楚原因（新版会写「原因: ...」）。如果一直读不到，把日志里那一行发出来</w:t>
+      </w:r>
+    </w:p>
+    <w:p>
+      <w:pPr>
+        <w:pStyle w:val="Normal"/>
+        <w:spacing w:after="60"/>
+        <w:ind w:left="420" w:hanging="220"/>
+      </w:pPr>
+      <w:r>
+        <w:rPr/>
+        <w:t xml:space="preserve">• 程序读热点用的是系统接口，跟「设置」里看到的是同一份数据，所以你在设置里改完，程序读到的是改后的值</w:t>
       </w:r>
     </w:p>
     <w:p>

--- a/Windows使用手册.docx
+++ b/Windows使用手册.docx
@@ -42,7 +42,7 @@
           <w:sz w:val="18"/>
           <w:color w:val="808080"/>
         </w:rPr>
-        <w:t xml:space="preserve">适用系统：Windows 11 / Windows 10          版本 1.8</w:t>
+        <w:t xml:space="preserve">适用系统：Windows 11 / Windows 10          版本 1.9</w:t>
       </w:r>
     </w:p>
     <w:p>
@@ -150,7 +150,7 @@
       </w:pPr>
       <w:r>
         <w:rPr/>
-        <w:t xml:space="preserve">• 第一步：双击 SICAU-win-1.8.exe 打开程序（文件名里的 1.7 就是版本号，以后看到数字更大的就是新版）</w:t>
+        <w:t xml:space="preserve">• 第一步：双击 SICAU-win-1.9.exe 打开程序（文件名里的数字就是版本号，以后看到数字更大的就是新版）</w:t>
       </w:r>
     </w:p>
     <w:p>
@@ -232,7 +232,7 @@
       </w:pPr>
       <w:r>
         <w:rPr/>
-        <w:t xml:space="preserve">• 你的电脑上程序就在项目文件夹里，文件名是 SICAU-win-1.8.exe</w:t>
+        <w:t xml:space="preserve">• 你的电脑上程序就在项目文件夹里，文件名是 SICAU-win-1.9.exe</w:t>
       </w:r>
     </w:p>
     <w:p>
@@ -3243,7 +3243,7 @@
               <w:rPr>
                 <w:sz w:val="20"/>
               </w:rPr>
-              <w:t xml:space="preserve">C:\Users\yeguang\DSH\SICAU-AutoLogin\SICAU-win-1.8.exe</w:t>
+              <w:t xml:space="preserve">C:\Users\yeguang\DSH\SICAU-AutoLogin\SICAU-win-1.9.exe</w:t>
             </w:r>
           </w:p>
         </w:tc>
